--- a/docs/SETUP_NOVA_MAQUINA.docx
+++ b/docs/SETUP_NOVA_MAQUINA.docx
@@ -165,7 +165,7 @@
         <w:rPr>
           <w:rStyle w:val="NormalTok"/>
         </w:rPr>
-        <w:t xml:space="preserve"> clone git@github.com:ScaTecnologia/laboratorio-claude-code.git      </w:t>
+        <w:t xml:space="preserve"> clone git@github.com:ScaTecnologia-Lab2/laboratorio-claude-code.git      </w:t>
       </w:r>
       <w:r>
         <w:rPr>
@@ -195,7 +195,7 @@
         <w:rPr>
           <w:rStyle w:val="NormalTok"/>
         </w:rPr>
-        <w:t xml:space="preserve"> clone https://github.com/ScaTecnologia/laboratorio-claude-code.git  </w:t>
+        <w:t xml:space="preserve"> clone https://github.com/ScaTecnologia-Lab2/laboratorio-claude-code.git  </w:t>
       </w:r>
       <w:r>
         <w:rPr>

--- a/docs/SETUP_NOVA_MAQUINA.docx
+++ b/docs/SETUP_NOVA_MAQUINA.docx
@@ -637,7 +637,7 @@
               <w:pStyle w:val="Compact"/>
             </w:pPr>
             <w:r>
-              <w:t xml:space="preserve">recomendado — sobe Postgres + Node + Python com um comando (ver seção 6). Seu usuário precisa estar no grupo</w:t>
+              <w:t xml:space="preserve">recomendado — sobe frontend (nginx) + backend (Node) + API Python + Postgres com um comando (ver seção 6). Seu usuário precisa estar no grupo</w:t>
             </w:r>
             <w:r>
               <w:t xml:space="preserve"> </w:t>
@@ -673,6 +673,143 @@
                 <w:rStyle w:val="VerbatimChar"/>
               </w:rPr>
               <w:t xml:space="preserve">docker compose version</w:t>
+            </w:r>
+          </w:p>
+        </w:tc>
+      </w:tr>
+      <w:tr>
+        <w:tc>
+          <w:tcPr/>
+          <w:p>
+            <w:pPr>
+              <w:pStyle w:val="Compact"/>
+            </w:pPr>
+            <w:r>
+              <w:t xml:space="preserve">kubectl + k3d</w:t>
+            </w:r>
+          </w:p>
+        </w:tc>
+        <w:tc>
+          <w:tcPr/>
+          <w:p>
+            <w:pPr>
+              <w:pStyle w:val="Compact"/>
+            </w:pPr>
+            <w:r>
+              <w:t xml:space="preserve">opcional — só para a parte de Kubernetes (</w:t>
+            </w:r>
+            <w:r>
+              <w:rPr>
+                <w:rStyle w:val="VerbatimChar"/>
+              </w:rPr>
+              <w:t xml:space="preserve">docs/CONTAINERS_K8S_GUIA.md</w:t>
+            </w:r>
+            <w:r>
+              <w:t xml:space="preserve">). Sem sudo: binários oficiais para</w:t>
+            </w:r>
+            <w:r>
+              <w:t xml:space="preserve"> </w:t>
+            </w:r>
+            <w:r>
+              <w:rPr>
+                <w:rStyle w:val="VerbatimChar"/>
+              </w:rPr>
+              <w:t xml:space="preserve">~/.local/bin</w:t>
+            </w:r>
+            <w:r>
+              <w:t xml:space="preserve">, conferindo o checksum: kubectl de</w:t>
+            </w:r>
+            <w:r>
+              <w:t xml:space="preserve"> </w:t>
+            </w:r>
+            <w:r>
+              <w:rPr>
+                <w:rStyle w:val="VerbatimChar"/>
+              </w:rPr>
+              <w:t xml:space="preserve">https://dl.k8s.io/release/&lt;versão&gt;/bin/linux/amd64/kubectl</w:t>
+            </w:r>
+            <w:r>
+              <w:t xml:space="preserve"> </w:t>
+            </w:r>
+            <w:r>
+              <w:t xml:space="preserve">(+</w:t>
+            </w:r>
+            <w:r>
+              <w:t xml:space="preserve"> </w:t>
+            </w:r>
+            <w:r>
+              <w:rPr>
+                <w:rStyle w:val="VerbatimChar"/>
+              </w:rPr>
+              <w:t xml:space="preserve">.sha256</w:t>
+            </w:r>
+            <w:r>
+              <w:t xml:space="preserve">), k3d de</w:t>
+            </w:r>
+            <w:r>
+              <w:t xml:space="preserve"> </w:t>
+            </w:r>
+            <w:r>
+              <w:rPr>
+                <w:rStyle w:val="VerbatimChar"/>
+              </w:rPr>
+              <w:t xml:space="preserve">github.com/k3d-io/k3d/releases</w:t>
+            </w:r>
+            <w:r>
+              <w:t xml:space="preserve"> </w:t>
+            </w:r>
+            <w:r>
+              <w:t xml:space="preserve">(</w:t>
+            </w:r>
+            <w:r>
+              <w:rPr>
+                <w:rStyle w:val="VerbatimChar"/>
+              </w:rPr>
+              <w:t xml:space="preserve">k3d-linux-amd64</w:t>
+            </w:r>
+            <w:r>
+              <w:t xml:space="preserve"> </w:t>
+            </w:r>
+            <w:r>
+              <w:t xml:space="preserve">+</w:t>
+            </w:r>
+            <w:r>
+              <w:t xml:space="preserve"> </w:t>
+            </w:r>
+            <w:r>
+              <w:rPr>
+                <w:rStyle w:val="VerbatimChar"/>
+              </w:rPr>
+              <w:t xml:space="preserve">checksums.txt</w:t>
+            </w:r>
+            <w:r>
+              <w:t xml:space="preserve">). Validado: kubectl v1.37.2, k3d v5.9.0 (k3s v1.35.5)</w:t>
+            </w:r>
+          </w:p>
+        </w:tc>
+        <w:tc>
+          <w:tcPr/>
+          <w:p>
+            <w:pPr>
+              <w:pStyle w:val="Compact"/>
+            </w:pPr>
+            <w:r>
+              <w:rPr>
+                <w:rStyle w:val="VerbatimChar"/>
+              </w:rPr>
+              <w:t xml:space="preserve">kubectl version --client</w:t>
+            </w:r>
+            <w:r>
+              <w:t xml:space="preserve">,</w:t>
+            </w:r>
+            <w:r>
+              <w:t xml:space="preserve"> </w:t>
+            </w:r>
+            <w:r>
+              <w:rPr>
+                <w:rStyle w:val="VerbatimChar"/>
+              </w:rPr>
+              <w:t xml:space="preserve">k3d version</w:t>
             </w:r>
           </w:p>
         </w:tc>
@@ -1616,7 +1753,7 @@
         <w:rPr>
           <w:rStyle w:val="CommentTok"/>
         </w:rPr>
-        <w:t xml:space="preserve"># postgres (5151), node (3000), fornecedores (3001)</w:t>
+        <w:t xml:space="preserve"># postgres (5151), frontend (3000), backend (3002), fornecedores (3001)</w:t>
       </w:r>
       <w:r>
         <w:br/>
@@ -1708,6 +1845,88 @@
       </w:pPr>
       <w:r>
         <w:t xml:space="preserve">Não rode as duas formas ao mesmo tempo — elas disputam as portas 3000, 3001 e 5151.</w:t>
+      </w:r>
+    </w:p>
+    <w:p>
+      <w:pPr>
+        <w:pStyle w:val="BodyText"/>
+      </w:pPr>
+      <w:r>
+        <w:rPr>
+          <w:b/>
+          <w:bCs/>
+        </w:rPr>
+        <w:t xml:space="preserve">Kubernetes local</w:t>
+      </w:r>
+      <w:r>
+        <w:t xml:space="preserve"> </w:t>
+      </w:r>
+      <w:r>
+        <w:t xml:space="preserve">(opcional; ~1,8 GB de RAM com o Argo CD — pare o compose antes):</w:t>
+      </w:r>
+    </w:p>
+    <w:p>
+      <w:pPr>
+        <w:pStyle w:val="SourceCode"/>
+      </w:pPr>
+      <w:r>
+        <w:rPr>
+          <w:rStyle w:val="FunctionTok"/>
+        </w:rPr>
+        <w:t xml:space="preserve">sh</w:t>
+      </w:r>
+      <w:r>
+        <w:rPr>
+          <w:rStyle w:val="NormalTok"/>
+        </w:rPr>
+        <w:t xml:space="preserve"> scripts/k8s/criar-cluster.sh    </w:t>
+      </w:r>
+      <w:r>
+        <w:rPr>
+          <w:rStyle w:val="CommentTok"/>
+        </w:rPr>
+        <w:t xml:space="preserve"># cluster k3d "labsystem" (portas 8080 e 8081)</w:t>
+      </w:r>
+      <w:r>
+        <w:br/>
+      </w:r>
+      <w:r>
+        <w:rPr>
+          <w:rStyle w:val="FunctionTok"/>
+        </w:rPr>
+        <w:t xml:space="preserve">sh</w:t>
+      </w:r>
+      <w:r>
+        <w:rPr>
+          <w:rStyle w:val="NormalTok"/>
+        </w:rPr>
+        <w:t xml:space="preserve"> scripts/k8s/dev-deploy.sh       </w:t>
+      </w:r>
+      <w:r>
+        <w:rPr>
+          <w:rStyle w:val="CommentTok"/>
+        </w:rPr>
+        <w:t xml:space="preserve"># ambiente dev em http://localhost:8081</w:t>
+      </w:r>
+    </w:p>
+    <w:p>
+      <w:pPr>
+        <w:pStyle w:val="FirstParagraph"/>
+      </w:pPr>
+      <w:r>
+        <w:t xml:space="preserve">Passo a passo completo:</w:t>
+      </w:r>
+      <w:r>
+        <w:t xml:space="preserve"> </w:t>
+      </w:r>
+      <w:r>
+        <w:rPr>
+          <w:rStyle w:val="VerbatimChar"/>
+        </w:rPr>
+        <w:t xml:space="preserve">docs/CONTAINERS_K8S_GUIA.md</w:t>
+      </w:r>
+      <w:r>
+        <w:t xml:space="preserve">.</w:t>
       </w:r>
     </w:p>
     <w:p>

--- a/docs/SETUP_NOVA_MAQUINA.docx
+++ b/docs/SETUP_NOVA_MAQUINA.docx
@@ -2,7 +2,7 @@
 <file path=word/document.xml><?xml version="1.0" encoding="utf-8"?>
 <w:document xmlns:w="http://schemas.openxmlformats.org/wordprocessingml/2006/main" xmlns:m="http://schemas.openxmlformats.org/officeDocument/2006/math" xmlns:r="http://schemas.openxmlformats.org/officeDocument/2006/relationships" xmlns:o="urn:schemas-microsoft-com:office:office" xmlns:v="urn:schemas-microsoft-com:vml" xmlns:w10="urn:schemas-microsoft-com:office:word" xmlns:a="http://schemas.openxmlformats.org/drawingml/2006/main" xmlns:pic="http://schemas.openxmlformats.org/drawingml/2006/picture" xmlns:wp="http://schemas.openxmlformats.org/drawingml/2006/wordprocessingDrawing">
   <w:body>
-    <w:bookmarkStart w:id="17" w:name="levando-o-laboratório-para-outra-máquina"/>
+    <w:bookmarkStart w:id="18" w:name="levando-o-laboratório-para-outra-máquina"/>
     <w:p>
       <w:pPr>
         <w:pStyle w:val="Heading1"/>
@@ -1682,7 +1682,7 @@
       </w:r>
     </w:p>
     <w:bookmarkEnd w:id="13"/>
-    <w:bookmarkStart w:id="14" w:name="Xab1728b150b1d5fc7f6241033274e0c49246003"/>
+    <w:bookmarkStart w:id="15" w:name="Xab1728b150b1d5fc7f6241033274e0c49246003"/>
     <w:p>
       <w:pPr>
         <w:pStyle w:val="Heading2"/>
@@ -1949,8 +1949,107 @@
         <w:t xml:space="preserve">.</w:t>
       </w:r>
     </w:p>
+    <w:bookmarkStart w:id="14" w:name="painel-de-aprendizado-opcional"/>
+    <w:p>
+      <w:pPr>
+        <w:pStyle w:val="Heading3"/>
+      </w:pPr>
+      <w:r>
+        <w:t xml:space="preserve">Painel de Aprendizado (opcional)</w:t>
+      </w:r>
+    </w:p>
+    <w:p>
+      <w:pPr>
+        <w:pStyle w:val="FirstParagraph"/>
+      </w:pPr>
+      <w:r>
+        <w:rPr>
+          <w:rStyle w:val="VerbatimChar"/>
+        </w:rPr>
+        <w:t xml:space="preserve">npm run painel</w:t>
+      </w:r>
+      <w:r>
+        <w:t xml:space="preserve"> </w:t>
+      </w:r>
+      <w:r>
+        <w:t xml:space="preserve">→ http://localhost:3100 (containers, Kubernetes e Console SQL). Precisa de</w:t>
+      </w:r>
+      <w:r>
+        <w:t xml:space="preserve"> </w:t>
+      </w:r>
+      <w:r>
+        <w:rPr>
+          <w:rStyle w:val="VerbatimChar"/>
+        </w:rPr>
+        <w:t xml:space="preserve">docker</w:t>
+      </w:r>
+      <w:r>
+        <w:t xml:space="preserve"> </w:t>
+      </w:r>
+      <w:r>
+        <w:t xml:space="preserve">e, para a aba Kubernetes, de</w:t>
+      </w:r>
+      <w:r>
+        <w:t xml:space="preserve"> </w:t>
+      </w:r>
+      <w:r>
+        <w:rPr>
+          <w:rStyle w:val="VerbatimChar"/>
+        </w:rPr>
+        <w:t xml:space="preserve">kubectl</w:t>
+      </w:r>
+      <w:r>
+        <w:t xml:space="preserve"> </w:t>
+      </w:r>
+      <w:r>
+        <w:t xml:space="preserve">com o cluster</w:t>
+      </w:r>
+      <w:r>
+        <w:t xml:space="preserve"> </w:t>
+      </w:r>
+      <w:r>
+        <w:rPr>
+          <w:rStyle w:val="VerbatimChar"/>
+        </w:rPr>
+        <w:t xml:space="preserve">labsystem</w:t>
+      </w:r>
+      <w:r>
+        <w:t xml:space="preserve"> </w:t>
+      </w:r>
+      <w:r>
+        <w:t xml:space="preserve">de pé; o Console SQL usa o Postgres do Compose (5151). Guia:</w:t>
+      </w:r>
+      <w:r>
+        <w:t xml:space="preserve"> </w:t>
+      </w:r>
+      <w:r>
+        <w:rPr>
+          <w:rStyle w:val="VerbatimChar"/>
+        </w:rPr>
+        <w:t xml:space="preserve">docs/PAINEL_APRENDIZADO.md</w:t>
+      </w:r>
+      <w:r>
+        <w:t xml:space="preserve">. Para verificar as telas sem a extensão do Chrome do Claude Code, use o</w:t>
+      </w:r>
+      <w:r>
+        <w:t xml:space="preserve"> </w:t>
+      </w:r>
+      <w:r>
+        <w:rPr>
+          <w:rStyle w:val="VerbatimChar"/>
+        </w:rPr>
+        <w:t xml:space="preserve">google-chrome --headless=new --remote-debugging-port=9333</w:t>
+      </w:r>
+      <w:r>
+        <w:t xml:space="preserve"> </w:t>
+      </w:r>
+      <w:r>
+        <w:t xml:space="preserve">e o protocolo CDP.</w:t>
+      </w:r>
+    </w:p>
     <w:bookmarkEnd w:id="14"/>
-    <w:bookmarkStart w:id="15" w:name="X28b96c12804386aa281362e0edfb1d025117bfc"/>
+    <w:bookmarkEnd w:id="15"/>
+    <w:bookmarkStart w:id="16" w:name="X28b96c12804386aa281362e0edfb1d025117bfc"/>
     <w:p>
       <w:pPr>
         <w:pStyle w:val="Heading2"/>
@@ -2294,8 +2393,8 @@
         </w:tc>
       </w:tr>
     </w:tbl>
-    <w:bookmarkEnd w:id="15"/>
-    <w:bookmarkStart w:id="16" w:name="X1aa94aa7aba5ee8771d2236eaea2778e783c682"/>
+    <w:bookmarkEnd w:id="16"/>
+    <w:bookmarkStart w:id="17" w:name="X1aa94aa7aba5ee8771d2236eaea2778e783c682"/>
     <w:p>
       <w:pPr>
         <w:pStyle w:val="Heading2"/>
@@ -2376,8 +2475,8 @@
         <w:t xml:space="preserve">.</w:t>
       </w:r>
     </w:p>
-    <w:bookmarkEnd w:id="16"/>
     <w:bookmarkEnd w:id="17"/>
+    <w:bookmarkEnd w:id="18"/>
     <w:sectPr>
       <w:footnotePr>
         <w:numRestart w:val="eachSect"/>
